--- a/Docs/SULAIMAN JAFAR DANYAROCOMPLETE PROJECT RESEARCH.docx
+++ b/Docs/SULAIMAN JAFAR DANYAROCOMPLETE PROJECT RESEARCH.docx
@@ -618,7 +618,6 @@
           <w:lang w:val="en-US"/>
         </w:rPr>
         <w:tab/>
-        <w:t/>
       </w:r>
       <w:r>
         <w:rPr>
@@ -628,7 +627,6 @@
           <w:lang w:val="en-US"/>
         </w:rPr>
         <w:tab/>
-        <w:t/>
       </w:r>
       <w:r>
         <w:rPr>
@@ -638,6 +636,14 @@
           <w:lang w:val="en-US"/>
         </w:rPr>
         <w:tab/>
+      </w:r>
+      <w:r>
+        <w:rPr>
+          <w:rFonts w:hint="default" w:cs="Times New Roman"/>
+          <w:sz w:val="24"/>
+          <w:szCs w:val="24"/>
+          <w:lang w:val="en-US"/>
+        </w:rPr>
         <w:t>SIGN/DATE</w:t>
       </w:r>
     </w:p>
@@ -1176,7 +1182,6 @@
           <w:lang w:val="en-US"/>
         </w:rPr>
         <w:tab/>
-        <w:t/>
       </w:r>
       <w:r>
         <w:rPr>
@@ -1186,7 +1191,6 @@
           <w:lang w:val="en-US"/>
         </w:rPr>
         <w:tab/>
-        <w:t/>
       </w:r>
       <w:r>
         <w:rPr>
@@ -1196,7 +1200,6 @@
           <w:lang w:val="en-US"/>
         </w:rPr>
         <w:tab/>
-        <w:t/>
       </w:r>
       <w:r>
         <w:rPr>
@@ -1206,6 +1209,14 @@
           <w:lang w:val="en-US"/>
         </w:rPr>
         <w:tab/>
+      </w:r>
+      <w:r>
+        <w:rPr>
+          <w:rFonts w:hint="default" w:cs="Times New Roman"/>
+          <w:sz w:val="24"/>
+          <w:szCs w:val="24"/>
+          <w:lang w:val="en-US"/>
+        </w:rPr>
         <w:t>_____________________________</w:t>
       </w:r>
     </w:p>
@@ -1236,7 +1247,6 @@
           <w:lang w:val="en-US"/>
         </w:rPr>
         <w:tab/>
-        <w:t/>
       </w:r>
       <w:r>
         <w:rPr>
@@ -1246,7 +1256,6 @@
           <w:lang w:val="en-US"/>
         </w:rPr>
         <w:tab/>
-        <w:t/>
       </w:r>
       <w:r>
         <w:rPr>
@@ -1256,7 +1265,6 @@
           <w:lang w:val="en-US"/>
         </w:rPr>
         <w:tab/>
-        <w:t/>
       </w:r>
       <w:r>
         <w:rPr>
@@ -1266,7 +1274,6 @@
           <w:lang w:val="en-US"/>
         </w:rPr>
         <w:tab/>
-        <w:t/>
       </w:r>
       <w:r>
         <w:rPr>
@@ -1276,7 +1283,6 @@
           <w:lang w:val="en-US"/>
         </w:rPr>
         <w:tab/>
-        <w:t/>
       </w:r>
       <w:r>
         <w:rPr>
@@ -1286,7 +1292,6 @@
           <w:lang w:val="en-US"/>
         </w:rPr>
         <w:tab/>
-        <w:t/>
       </w:r>
       <w:r>
         <w:rPr>
@@ -1296,7 +1301,6 @@
           <w:lang w:val="en-US"/>
         </w:rPr>
         <w:tab/>
-        <w:t/>
       </w:r>
       <w:r>
         <w:rPr>
@@ -1306,7 +1310,6 @@
           <w:lang w:val="en-US"/>
         </w:rPr>
         <w:tab/>
-        <w:t/>
       </w:r>
       <w:r>
         <w:rPr>
@@ -1316,6 +1319,14 @@
           <w:lang w:val="en-US"/>
         </w:rPr>
         <w:tab/>
+      </w:r>
+      <w:r>
+        <w:rPr>
+          <w:rFonts w:hint="default" w:cs="Times New Roman"/>
+          <w:sz w:val="24"/>
+          <w:szCs w:val="24"/>
+          <w:lang w:val="en-US"/>
+        </w:rPr>
         <w:t>Sign/Date</w:t>
       </w:r>
     </w:p>
@@ -2048,8 +2059,6 @@
               <w:tab w:val="right" w:leader="dot" w:pos="9360"/>
             </w:tabs>
           </w:pPr>
-          <w:bookmarkStart w:id="67" w:name="_GoBack"/>
-          <w:bookmarkEnd w:id="67"/>
           <w:r>
             <w:rPr>
               <w:rFonts w:hint="default" w:ascii="Times New Roman" w:hAnsi="Times New Roman" w:cs="Times New Roman"/>
@@ -12780,6 +12789,7 @@
         <w:keepLines w:val="0"/>
         <w:widowControl/>
         <w:numPr>
+          <w:ilvl w:val="0"/>
           <w:numId w:val="0"/>
         </w:numPr>
         <w:suppressLineNumbers w:val="0"/>
@@ -12816,6 +12826,7 @@
         <w:keepLines w:val="0"/>
         <w:widowControl/>
         <w:numPr>
+          <w:ilvl w:val="0"/>
           <w:numId w:val="0"/>
         </w:numPr>
         <w:suppressLineNumbers w:val="0"/>
@@ -12852,6 +12863,7 @@
         <w:keepLines w:val="0"/>
         <w:widowControl/>
         <w:numPr>
+          <w:ilvl w:val="0"/>
           <w:numId w:val="0"/>
         </w:numPr>
         <w:suppressLineNumbers w:val="0"/>
@@ -12937,6 +12949,7 @@
         <w:keepLines w:val="0"/>
         <w:widowControl/>
         <w:numPr>
+          <w:ilvl w:val="0"/>
           <w:numId w:val="0"/>
         </w:numPr>
         <w:suppressLineNumbers w:val="0"/>
@@ -12983,6 +12996,7 @@
         <w:keepLines w:val="0"/>
         <w:widowControl/>
         <w:numPr>
+          <w:ilvl w:val="0"/>
           <w:numId w:val="0"/>
         </w:numPr>
         <w:suppressLineNumbers w:val="0"/>
@@ -22613,16 +22627,49 @@
           <w:rFonts w:hint="default" w:ascii="Times New Roman" w:hAnsi="Times New Roman" w:cs="Times New Roman"/>
           <w:sz w:val="24"/>
           <w:szCs w:val="24"/>
+        </w:rPr>
+      </w:pPr>
+      <w:r>
+        <w:rPr>
+          <w:rFonts w:hint="default" w:ascii="Times New Roman" w:hAnsi="Times New Roman" w:cs="Times New Roman"/>
+          <w:sz w:val="24"/>
+          <w:szCs w:val="24"/>
+        </w:rPr>
+        <w:t xml:space="preserve">Additionally, the chapter outlines the </w:t>
+      </w:r>
+      <w:r>
+        <w:rPr>
+          <w:rStyle w:val="13"/>
+          <w:rFonts w:hint="default" w:ascii="Times New Roman" w:hAnsi="Times New Roman" w:cs="Times New Roman"/>
+          <w:sz w:val="24"/>
+          <w:szCs w:val="24"/>
+        </w:rPr>
+        <w:t>system architecture, flowchart, and algorithm design</w:t>
+      </w:r>
+      <w:r>
+        <w:rPr>
+          <w:rFonts w:hint="default" w:ascii="Times New Roman" w:hAnsi="Times New Roman" w:cs="Times New Roman"/>
+          <w:sz w:val="24"/>
+          <w:szCs w:val="24"/>
+        </w:rPr>
+        <w:t>, demonstrating how the framework operates autonomously from data ingestion to prediction output. Finally, key risks and limitations—such as market non-stationarity, overfitting, and absence of sentiment data—are discussed, along with recommendations for future improvements.</w:t>
+      </w:r>
+      <w:r>
+        <w:rPr>
+          <w:rFonts w:hint="default" w:cs="Times New Roman"/>
+          <w:sz w:val="24"/>
+          <w:szCs w:val="24"/>
           <w:lang w:val="en-US"/>
         </w:rPr>
-      </w:pPr>
-      <w:r>
-        <w:rPr>
-          <w:rFonts w:hint="default" w:ascii="Times New Roman" w:hAnsi="Times New Roman" w:cs="Times New Roman"/>
-          <w:sz w:val="24"/>
-          <w:szCs w:val="24"/>
-        </w:rPr>
-        <w:t xml:space="preserve">Additionally, the chapter outlines the </w:t>
+        <w:t xml:space="preserve"> </w:t>
+      </w:r>
+      <w:r>
+        <w:rPr>
+          <w:rFonts w:hint="default" w:ascii="Times New Roman" w:hAnsi="Times New Roman" w:cs="Times New Roman"/>
+          <w:sz w:val="24"/>
+          <w:szCs w:val="24"/>
+        </w:rPr>
+        <w:t xml:space="preserve">Overall, the chapter establishes a </w:t>
       </w:r>
       <w:r>
         <w:rPr>
@@ -22631,40 +22678,6 @@
           <w:sz w:val="24"/>
           <w:szCs w:val="24"/>
         </w:rPr>
-        <w:t>system architecture, flowchart, and algorithm design</w:t>
-      </w:r>
-      <w:r>
-        <w:rPr>
-          <w:rFonts w:hint="default" w:ascii="Times New Roman" w:hAnsi="Times New Roman" w:cs="Times New Roman"/>
-          <w:sz w:val="24"/>
-          <w:szCs w:val="24"/>
-        </w:rPr>
-        <w:t>, demonstrating how the framework operates autonomously from data ingestion to prediction output. Finally, key risks and limitations—such as market non-stationarity, overfitting, and absence of sentiment data—are discussed, along with recommendations for future improvements.</w:t>
-      </w:r>
-      <w:r>
-        <w:rPr>
-          <w:rFonts w:hint="default" w:cs="Times New Roman"/>
-          <w:sz w:val="24"/>
-          <w:szCs w:val="24"/>
-          <w:lang w:val="en-US"/>
-        </w:rPr>
-        <w:t xml:space="preserve"> </w:t>
-      </w:r>
-      <w:r>
-        <w:rPr>
-          <w:rFonts w:hint="default" w:ascii="Times New Roman" w:hAnsi="Times New Roman" w:cs="Times New Roman"/>
-          <w:sz w:val="24"/>
-          <w:szCs w:val="24"/>
-        </w:rPr>
-        <w:t xml:space="preserve">Overall, the chapter establishes a </w:t>
-      </w:r>
-      <w:r>
-        <w:rPr>
-          <w:rStyle w:val="13"/>
-          <w:rFonts w:hint="default" w:ascii="Times New Roman" w:hAnsi="Times New Roman" w:cs="Times New Roman"/>
-          <w:sz w:val="24"/>
-          <w:szCs w:val="24"/>
-        </w:rPr>
         <w:t>robust, scalable, and reproducible methodology</w:t>
       </w:r>
       <w:r>
@@ -22675,259 +22688,8 @@
         </w:rPr>
         <w:t xml:space="preserve"> for autonomous stock price prediction, forming the foundation for result analysis in subsequent chapters.</w:t>
       </w:r>
-    </w:p>
-    <w:p>
-      <w:pPr>
-        <w:pStyle w:val="2"/>
-        <w:spacing w:before="0" w:line="360" w:lineRule="auto"/>
-        <w:jc w:val="both"/>
-        <w:rPr>
-          <w:rFonts w:hint="default" w:ascii="Times New Roman" w:hAnsi="Times New Roman" w:cs="Times New Roman"/>
-          <w:sz w:val="24"/>
-          <w:szCs w:val="24"/>
-          <w:lang w:val="en-US"/>
-        </w:rPr>
-      </w:pPr>
-    </w:p>
-    <w:p>
-      <w:pPr>
-        <w:pStyle w:val="2"/>
-        <w:spacing w:before="0" w:line="360" w:lineRule="auto"/>
-        <w:jc w:val="center"/>
-        <w:rPr>
-          <w:rFonts w:hint="default" w:ascii="Times New Roman" w:hAnsi="Times New Roman" w:cs="Times New Roman"/>
-          <w:sz w:val="24"/>
-          <w:szCs w:val="24"/>
-        </w:rPr>
-      </w:pPr>
-    </w:p>
-    <w:p>
-      <w:pPr>
-        <w:pStyle w:val="2"/>
-        <w:spacing w:before="0" w:line="360" w:lineRule="auto"/>
-        <w:jc w:val="center"/>
-        <w:rPr>
-          <w:rFonts w:hint="default" w:ascii="Times New Roman" w:hAnsi="Times New Roman" w:cs="Times New Roman"/>
-          <w:sz w:val="24"/>
-          <w:szCs w:val="24"/>
-        </w:rPr>
-      </w:pPr>
-    </w:p>
-    <w:p>
-      <w:pPr>
-        <w:pStyle w:val="2"/>
-        <w:spacing w:before="0" w:line="360" w:lineRule="auto"/>
-        <w:jc w:val="center"/>
-        <w:rPr>
-          <w:rFonts w:hint="default" w:ascii="Times New Roman" w:hAnsi="Times New Roman" w:cs="Times New Roman"/>
-          <w:sz w:val="24"/>
-          <w:szCs w:val="24"/>
-        </w:rPr>
-      </w:pPr>
-    </w:p>
-    <w:p>
-      <w:pPr>
-        <w:pStyle w:val="2"/>
-        <w:spacing w:before="0" w:line="360" w:lineRule="auto"/>
-        <w:jc w:val="center"/>
-        <w:rPr>
-          <w:rFonts w:hint="default" w:ascii="Times New Roman" w:hAnsi="Times New Roman" w:cs="Times New Roman"/>
-          <w:sz w:val="24"/>
-          <w:szCs w:val="24"/>
-        </w:rPr>
-      </w:pPr>
-    </w:p>
-    <w:p>
-      <w:pPr>
-        <w:pStyle w:val="2"/>
-        <w:spacing w:before="0" w:line="360" w:lineRule="auto"/>
-        <w:jc w:val="center"/>
-        <w:rPr>
-          <w:rFonts w:hint="default" w:ascii="Times New Roman" w:hAnsi="Times New Roman" w:cs="Times New Roman"/>
-          <w:sz w:val="24"/>
-          <w:szCs w:val="24"/>
-        </w:rPr>
-      </w:pPr>
-    </w:p>
-    <w:p>
-      <w:pPr>
-        <w:pStyle w:val="2"/>
-        <w:spacing w:before="0" w:line="360" w:lineRule="auto"/>
-        <w:jc w:val="center"/>
-        <w:rPr>
-          <w:rFonts w:hint="default" w:ascii="Times New Roman" w:hAnsi="Times New Roman" w:cs="Times New Roman"/>
-          <w:sz w:val="24"/>
-          <w:szCs w:val="24"/>
-        </w:rPr>
-      </w:pPr>
-    </w:p>
-    <w:p>
-      <w:pPr>
-        <w:pStyle w:val="2"/>
-        <w:spacing w:before="0" w:line="360" w:lineRule="auto"/>
-        <w:jc w:val="center"/>
-        <w:rPr>
-          <w:rFonts w:hint="default" w:ascii="Times New Roman" w:hAnsi="Times New Roman" w:cs="Times New Roman"/>
-          <w:sz w:val="24"/>
-          <w:szCs w:val="24"/>
-        </w:rPr>
-      </w:pPr>
-    </w:p>
-    <w:p>
-      <w:pPr>
-        <w:pStyle w:val="2"/>
-        <w:spacing w:before="0" w:line="360" w:lineRule="auto"/>
-        <w:jc w:val="center"/>
-        <w:rPr>
-          <w:rFonts w:hint="default" w:ascii="Times New Roman" w:hAnsi="Times New Roman" w:cs="Times New Roman"/>
-          <w:sz w:val="24"/>
-          <w:szCs w:val="24"/>
-        </w:rPr>
-      </w:pPr>
-    </w:p>
-    <w:p>
-      <w:pPr>
-        <w:pStyle w:val="2"/>
-        <w:spacing w:before="0" w:line="360" w:lineRule="auto"/>
-        <w:jc w:val="center"/>
-        <w:rPr>
-          <w:rFonts w:hint="default" w:ascii="Times New Roman" w:hAnsi="Times New Roman" w:cs="Times New Roman"/>
-          <w:sz w:val="24"/>
-          <w:szCs w:val="24"/>
-        </w:rPr>
-      </w:pPr>
-    </w:p>
-    <w:p>
-      <w:pPr>
-        <w:pStyle w:val="2"/>
-        <w:spacing w:before="0" w:line="360" w:lineRule="auto"/>
-        <w:jc w:val="center"/>
-        <w:rPr>
-          <w:rFonts w:hint="default" w:ascii="Times New Roman" w:hAnsi="Times New Roman" w:cs="Times New Roman"/>
-          <w:sz w:val="24"/>
-          <w:szCs w:val="24"/>
-        </w:rPr>
-      </w:pPr>
-    </w:p>
-    <w:p>
-      <w:pPr>
-        <w:pStyle w:val="2"/>
-        <w:spacing w:before="0" w:line="360" w:lineRule="auto"/>
-        <w:jc w:val="center"/>
-        <w:rPr>
-          <w:rFonts w:hint="default" w:ascii="Times New Roman" w:hAnsi="Times New Roman" w:cs="Times New Roman"/>
-          <w:sz w:val="24"/>
-          <w:szCs w:val="24"/>
-        </w:rPr>
-      </w:pPr>
-    </w:p>
-    <w:p>
-      <w:pPr>
-        <w:pStyle w:val="2"/>
-        <w:spacing w:before="0" w:line="360" w:lineRule="auto"/>
-        <w:jc w:val="center"/>
-        <w:rPr>
-          <w:rFonts w:hint="default" w:ascii="Times New Roman" w:hAnsi="Times New Roman" w:cs="Times New Roman"/>
-          <w:sz w:val="24"/>
-          <w:szCs w:val="24"/>
-        </w:rPr>
-      </w:pPr>
-    </w:p>
-    <w:p>
-      <w:pPr>
-        <w:pStyle w:val="2"/>
-        <w:spacing w:before="0" w:line="360" w:lineRule="auto"/>
-        <w:jc w:val="center"/>
-        <w:rPr>
-          <w:rFonts w:hint="default" w:ascii="Times New Roman" w:hAnsi="Times New Roman" w:cs="Times New Roman"/>
-          <w:sz w:val="24"/>
-          <w:szCs w:val="24"/>
-        </w:rPr>
-      </w:pPr>
-    </w:p>
-    <w:p>
-      <w:pPr>
-        <w:pStyle w:val="2"/>
-        <w:spacing w:before="0" w:line="360" w:lineRule="auto"/>
-        <w:jc w:val="center"/>
-        <w:rPr>
-          <w:rFonts w:hint="default" w:ascii="Times New Roman" w:hAnsi="Times New Roman" w:cs="Times New Roman"/>
-          <w:sz w:val="24"/>
-          <w:szCs w:val="24"/>
-        </w:rPr>
-      </w:pPr>
-    </w:p>
-    <w:p>
-      <w:pPr>
-        <w:pStyle w:val="2"/>
-        <w:spacing w:before="0" w:line="360" w:lineRule="auto"/>
-        <w:jc w:val="center"/>
-        <w:rPr>
-          <w:rFonts w:hint="default" w:ascii="Times New Roman" w:hAnsi="Times New Roman" w:cs="Times New Roman"/>
-          <w:sz w:val="24"/>
-          <w:szCs w:val="24"/>
-        </w:rPr>
-      </w:pPr>
-    </w:p>
-    <w:p>
-      <w:pPr>
-        <w:pStyle w:val="2"/>
-        <w:spacing w:before="0" w:line="360" w:lineRule="auto"/>
-        <w:jc w:val="center"/>
-        <w:rPr>
-          <w:rFonts w:hint="default" w:ascii="Times New Roman" w:hAnsi="Times New Roman" w:cs="Times New Roman"/>
-          <w:sz w:val="24"/>
-          <w:szCs w:val="24"/>
-        </w:rPr>
-      </w:pPr>
-    </w:p>
-    <w:p>
-      <w:pPr>
-        <w:pStyle w:val="2"/>
-        <w:spacing w:before="0" w:line="360" w:lineRule="auto"/>
-        <w:jc w:val="center"/>
-        <w:rPr>
-          <w:rFonts w:hint="default" w:ascii="Times New Roman" w:hAnsi="Times New Roman" w:cs="Times New Roman"/>
-          <w:sz w:val="24"/>
-          <w:szCs w:val="24"/>
-        </w:rPr>
-      </w:pPr>
-    </w:p>
-    <w:p>
-      <w:pPr>
-        <w:pStyle w:val="2"/>
-        <w:spacing w:before="0" w:line="360" w:lineRule="auto"/>
-        <w:jc w:val="center"/>
-        <w:rPr>
-          <w:rFonts w:hint="default" w:ascii="Times New Roman" w:hAnsi="Times New Roman" w:cs="Times New Roman"/>
-          <w:sz w:val="24"/>
-          <w:szCs w:val="24"/>
-        </w:rPr>
-      </w:pPr>
-    </w:p>
-    <w:p>
-      <w:pPr>
-        <w:pStyle w:val="2"/>
-        <w:spacing w:before="0" w:line="360" w:lineRule="auto"/>
-        <w:jc w:val="center"/>
-        <w:rPr>
-          <w:rFonts w:hint="default" w:ascii="Times New Roman" w:hAnsi="Times New Roman" w:cs="Times New Roman"/>
-          <w:sz w:val="24"/>
-          <w:szCs w:val="24"/>
-        </w:rPr>
-      </w:pPr>
-    </w:p>
-    <w:p>
-      <w:pPr>
-        <w:pStyle w:val="2"/>
-        <w:spacing w:before="0" w:line="360" w:lineRule="auto"/>
-        <w:jc w:val="center"/>
-        <w:rPr>
-          <w:rFonts w:hint="default" w:ascii="Times New Roman" w:hAnsi="Times New Roman" w:cs="Times New Roman"/>
-          <w:sz w:val="24"/>
-          <w:szCs w:val="24"/>
-        </w:rPr>
-      </w:pPr>
+      <w:bookmarkStart w:id="67" w:name="_GoBack"/>
+      <w:bookmarkEnd w:id="67"/>
     </w:p>
     <w:p>
       <w:pPr>
@@ -32948,22 +32710,6 @@
                       <a:ln w="6350">
                         <a:noFill/>
                       </a:ln>
-                      <a:extLst>
-                        <a:ext uri="{909E8E84-426E-40DD-AFC4-6F175D3DCCD1}">
-                          <a14:hiddenFill xmlns:a14="http://schemas.microsoft.com/office/drawing/2010/main">
-                            <a:solidFill>
-                              <a:schemeClr val="lt1"/>
-                            </a:solidFill>
-                          </a14:hiddenFill>
-                        </a:ext>
-                        <a:ext uri="{91240B29-F687-4F45-9708-019B960494DF}">
-                          <a14:hiddenLine xmlns:a14="http://schemas.microsoft.com/office/drawing/2010/main" w="6350">
-                            <a:solidFill>
-                              <a:prstClr val="black"/>
-                            </a:solidFill>
-                          </a14:hiddenLine>
-                        </a:ext>
-                      </a:extLst>
                     </wps:spPr>
                     <wps:style>
                       <a:lnRef idx="0">
@@ -33014,7 +32760,7 @@
         </mc:Choice>
         <mc:Fallback>
           <w:pict>
-            <v:shape id="_x0000_s1026" o:spid="_x0000_s1026" o:spt="202" type="#_x0000_t202" style="position:absolute;left:0pt;margin-top:0pt;height:144pt;width:144pt;mso-position-horizontal:center;mso-position-horizontal-relative:margin;mso-wrap-style:none;z-index:251659264;mso-width-relative:page;mso-height-relative:page;" filled="f" stroked="f" coordsize="21600,21600" o:gfxdata="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">
+            <v:shape id="_x0000_s1026" o:spid="_x0000_s1026" o:spt="202" type="#_x0000_t202" style="position:absolute;left:0pt;margin-top:0pt;height:144pt;width:144pt;mso-position-horizontal:center;mso-position-horizontal-relative:margin;mso-wrap-style:none;z-index:251659264;mso-width-relative:page;mso-height-relative:page;" filled="f" stroked="f" coordsize="21600,21600" o:gfxdata="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">
               <v:fill on="f" focussize="0,0"/>
               <v:stroke on="f" weight="0.5pt"/>
               <v:imagedata o:title=""/>
@@ -33458,7 +33204,7 @@
     <w:lsdException w:uiPriority="99" w:name="Normal Indent"/>
     <w:lsdException w:uiPriority="99" w:name="footnote text"/>
     <w:lsdException w:uiPriority="99" w:name="annotation text"/>
-    <w:lsdException w:uiPriority="99" w:name="header"/>
+    <w:lsdException w:qFormat="1" w:uiPriority="99" w:name="header"/>
     <w:lsdException w:uiPriority="99" w:name="footer"/>
     <w:lsdException w:uiPriority="99" w:name="index heading"/>
     <w:lsdException w:qFormat="1" w:uiPriority="35" w:name="caption"/>
@@ -33827,6 +33573,7 @@
     <w:basedOn w:val="1"/>
     <w:semiHidden/>
     <w:unhideWhenUsed/>
+    <w:qFormat/>
     <w:uiPriority w:val="99"/>
     <w:pPr>
       <w:tabs>
